--- a/0-all/1-2025-2026/2-second-semester/1-G-1/7-week-7/4-worksheet/Computer Worksheet G1 W7.docx
+++ b/0-all/1-2025-2026/2-second-semester/1-G-1/7-week-7/4-worksheet/Computer Worksheet G1 W7.docx
@@ -256,7 +256,7 @@
                 <w:bCs/>
                 <w:lang w:bidi="ar-EG"/>
               </w:rPr>
-              <w:t>4</w:t>
+              <w:t>7</w:t>
             </w:r>
           </w:p>
         </w:tc>
@@ -292,6 +292,7 @@
           </w:tcPr>
           <w:p>
             <w:pPr>
+              <w:bidi w:val="0"/>
               <w:jc w:val="center"/>
               <w:rPr>
                 <w:rFonts w:ascii="Comic Sans MS" w:hAnsi="Comic Sans MS"/>
@@ -300,7 +301,6 @@
                 <w:sz w:val="28"/>
                 <w:szCs w:val="28"/>
                 <w:rtl/>
-                <w:lang w:bidi="ar-EG"/>
               </w:rPr>
             </w:pPr>
             <w:r>
@@ -311,7 +311,28 @@
                 <w:sz w:val="28"/>
                 <w:szCs w:val="28"/>
               </w:rPr>
-              <w:t>My Desktop</w:t>
+              <w:t>Introduction</w:t>
+            </w:r>
+            <w:r>
+              <w:rPr>
+                <w:rFonts w:ascii="Comic Sans MS" w:hAnsi="Comic Sans MS"/>
+                <w:b/>
+                <w:bCs/>
+                <w:sz w:val="28"/>
+                <w:szCs w:val="28"/>
+                <w:rtl/>
+              </w:rPr>
+              <w:t xml:space="preserve"> </w:t>
+            </w:r>
+            <w:r>
+              <w:rPr>
+                <w:rFonts w:ascii="Comic Sans MS" w:hAnsi="Comic Sans MS"/>
+                <w:b/>
+                <w:bCs/>
+                <w:sz w:val="28"/>
+                <w:szCs w:val="28"/>
+              </w:rPr>
+              <w:t>to Multimedia</w:t>
             </w:r>
           </w:p>
         </w:tc>
@@ -398,29 +419,7 @@
           <w:sz w:val="36"/>
           <w:szCs w:val="36"/>
         </w:rPr>
-        <w:t xml:space="preserve">heet No. </w:t>
-      </w:r>
-      <w:proofErr w:type="gramStart"/>
-      <w:r>
-        <w:rPr>
-          <w:rFonts w:ascii="Lucida Bright" w:hAnsi="Lucida Bright"/>
-          <w:b/>
-          <w:bCs/>
-          <w:sz w:val="36"/>
-          <w:szCs w:val="36"/>
-        </w:rPr>
-        <w:t xml:space="preserve">(  </w:t>
-      </w:r>
-      <w:proofErr w:type="gramEnd"/>
-      <w:r>
-        <w:rPr>
-          <w:rFonts w:ascii="Lucida Bright" w:hAnsi="Lucida Bright"/>
-          <w:b/>
-          <w:bCs/>
-          <w:sz w:val="36"/>
-          <w:szCs w:val="36"/>
-        </w:rPr>
-        <w:t xml:space="preserve">  </w:t>
+        <w:t xml:space="preserve">heet No. (    </w:t>
       </w:r>
       <w:r>
         <w:rPr>
@@ -430,7 +429,7 @@
           <w:sz w:val="36"/>
           <w:szCs w:val="36"/>
         </w:rPr>
-        <w:t>4</w:t>
+        <w:t>7</w:t>
       </w:r>
       <w:r>
         <w:rPr>
@@ -450,20 +449,8 @@
           <w:sz w:val="36"/>
           <w:szCs w:val="36"/>
         </w:rPr>
-        <w:t xml:space="preserve"> </w:t>
+        <w:t xml:space="preserve">   )</w:t>
       </w:r>
-      <w:proofErr w:type="gramStart"/>
-      <w:r>
-        <w:rPr>
-          <w:rFonts w:ascii="Lucida Bright" w:hAnsi="Lucida Bright"/>
-          <w:b/>
-          <w:bCs/>
-          <w:sz w:val="36"/>
-          <w:szCs w:val="36"/>
-        </w:rPr>
-        <w:t xml:space="preserve">  )</w:t>
-      </w:r>
-      <w:proofErr w:type="gramEnd"/>
     </w:p>
     <w:p>
       <w:pPr>
@@ -533,9 +520,9 @@
         <w:tblLook w:val="04A0" w:firstRow="1" w:lastRow="0" w:firstColumn="1" w:lastColumn="0" w:noHBand="0" w:noVBand="1"/>
       </w:tblPr>
       <w:tblGrid>
-        <w:gridCol w:w="5148"/>
-        <w:gridCol w:w="1350"/>
-        <w:gridCol w:w="4518"/>
+        <w:gridCol w:w="4020"/>
+        <w:gridCol w:w="4188"/>
+        <w:gridCol w:w="2808"/>
       </w:tblGrid>
       <w:tr>
         <w:trPr>
@@ -543,7 +530,7 @@
         </w:trPr>
         <w:tc>
           <w:tcPr>
-            <w:tcW w:w="5148" w:type="dxa"/>
+            <w:tcW w:w="4020" w:type="dxa"/>
             <w:vAlign w:val="center"/>
           </w:tcPr>
           <w:p>
@@ -566,13 +553,23 @@
                 <w:sz w:val="52"/>
                 <w:szCs w:val="52"/>
               </w:rPr>
-              <w:t>Empty Recycle Bin</w:t>
+              <w:t>S</w:t>
+            </w:r>
+            <w:r>
+              <w:rPr>
+                <w:rFonts w:ascii="Lucida Bright" w:hAnsi="Lucida Bright"/>
+                <w:b/>
+                <w:bCs/>
+                <w:sz w:val="52"/>
+                <w:szCs w:val="52"/>
+              </w:rPr>
+              <w:t>peakers</w:t>
             </w:r>
           </w:p>
         </w:tc>
         <w:tc>
           <w:tcPr>
-            <w:tcW w:w="1350" w:type="dxa"/>
+            <w:tcW w:w="4188" w:type="dxa"/>
             <w:vAlign w:val="center"/>
           </w:tcPr>
           <w:p>
@@ -595,13 +592,23 @@
                 <w:sz w:val="52"/>
                 <w:szCs w:val="52"/>
               </w:rPr>
-              <w:t>PC</w:t>
+              <w:t>H</w:t>
+            </w:r>
+            <w:r>
+              <w:rPr>
+                <w:rFonts w:ascii="Lucida Bright" w:hAnsi="Lucida Bright"/>
+                <w:b/>
+                <w:bCs/>
+                <w:sz w:val="52"/>
+                <w:szCs w:val="52"/>
+              </w:rPr>
+              <w:t>eadphones</w:t>
             </w:r>
           </w:p>
         </w:tc>
         <w:tc>
           <w:tcPr>
-            <w:tcW w:w="4518" w:type="dxa"/>
+            <w:tcW w:w="2808" w:type="dxa"/>
             <w:vAlign w:val="center"/>
           </w:tcPr>
           <w:p>
@@ -624,7 +631,17 @@
                 <w:sz w:val="52"/>
                 <w:szCs w:val="52"/>
               </w:rPr>
-              <w:t>Full Recycle Bin</w:t>
+              <w:t>M</w:t>
+            </w:r>
+            <w:r>
+              <w:rPr>
+                <w:rFonts w:ascii="Lucida Bright" w:hAnsi="Lucida Bright"/>
+                <w:b/>
+                <w:bCs/>
+                <w:sz w:val="52"/>
+                <w:szCs w:val="52"/>
+              </w:rPr>
+              <w:t>onitor</w:t>
             </w:r>
           </w:p>
         </w:tc>
@@ -647,18 +664,18 @@
           <w:szCs w:val="36"/>
         </w:rPr>
         <w:drawing>
-          <wp:anchor distT="0" distB="0" distL="114300" distR="114300" simplePos="0" relativeHeight="251676672" behindDoc="0" locked="0" layoutInCell="1" allowOverlap="1" wp14:anchorId="4BEDB3EA" wp14:editId="11BD2FC5">
+          <wp:anchor distT="0" distB="0" distL="114300" distR="114300" simplePos="0" relativeHeight="251654144" behindDoc="0" locked="0" layoutInCell="1" allowOverlap="1" wp14:anchorId="0BEDDC5E" wp14:editId="08200FF9">
             <wp:simplePos x="0" y="0"/>
             <wp:positionH relativeFrom="column">
-              <wp:posOffset>218440</wp:posOffset>
+              <wp:posOffset>419100</wp:posOffset>
             </wp:positionH>
             <wp:positionV relativeFrom="paragraph">
-              <wp:posOffset>35560</wp:posOffset>
+              <wp:posOffset>74295</wp:posOffset>
             </wp:positionV>
-            <wp:extent cx="2105025" cy="1762745"/>
-            <wp:effectExtent l="0" t="0" r="0" b="9525"/>
+            <wp:extent cx="1862138" cy="1752600"/>
+            <wp:effectExtent l="0" t="0" r="5080" b="0"/>
             <wp:wrapNone/>
-            <wp:docPr id="483628948" name="Picture 8"/>
+            <wp:docPr id="1563633950" name="Picture 5"/>
             <wp:cNvGraphicFramePr>
               <a:graphicFrameLocks xmlns:a="http://schemas.openxmlformats.org/drawingml/2006/main" noChangeAspect="1"/>
             </wp:cNvGraphicFramePr>
@@ -666,11 +683,11 @@
               <a:graphicData uri="http://schemas.openxmlformats.org/drawingml/2006/picture">
                 <pic:pic xmlns:pic="http://schemas.openxmlformats.org/drawingml/2006/picture">
                   <pic:nvPicPr>
-                    <pic:cNvPr id="483628948" name="Picture 483628948"/>
+                    <pic:cNvPr id="1563633950" name="Picture 1563633950"/>
                     <pic:cNvPicPr/>
                   </pic:nvPicPr>
                   <pic:blipFill>
-                    <a:blip r:embed="rId7">
+                    <a:blip r:embed="rId7" cstate="print">
                       <a:extLst>
                         <a:ext uri="{28A0092B-C50C-407E-A947-70E740481C1C}">
                           <a14:useLocalDpi xmlns:a14="http://schemas.microsoft.com/office/drawing/2010/main" val="0"/>
@@ -684,7 +701,7 @@
                   <pic:spPr>
                     <a:xfrm>
                       <a:off x="0" y="0"/>
-                      <a:ext cx="2105025" cy="1762745"/>
+                      <a:ext cx="1864587" cy="1754905"/>
                     </a:xfrm>
                     <a:prstGeom prst="rect">
                       <a:avLst/>
@@ -710,18 +727,18 @@
           <w:szCs w:val="36"/>
         </w:rPr>
         <w:drawing>
-          <wp:anchor distT="0" distB="0" distL="114300" distR="114300" simplePos="0" relativeHeight="251668480" behindDoc="0" locked="0" layoutInCell="1" allowOverlap="1" wp14:anchorId="32DA5FE6" wp14:editId="728C7A2D">
+          <wp:anchor distT="0" distB="0" distL="114300" distR="114300" simplePos="0" relativeHeight="251670528" behindDoc="0" locked="0" layoutInCell="1" allowOverlap="1" wp14:anchorId="6837C080" wp14:editId="352C8611">
             <wp:simplePos x="0" y="0"/>
             <wp:positionH relativeFrom="column">
-              <wp:posOffset>4791075</wp:posOffset>
+              <wp:posOffset>4381500</wp:posOffset>
             </wp:positionH>
             <wp:positionV relativeFrom="paragraph">
-              <wp:posOffset>45720</wp:posOffset>
+              <wp:posOffset>55733</wp:posOffset>
             </wp:positionV>
-            <wp:extent cx="1628775" cy="1638798"/>
+            <wp:extent cx="2252928" cy="1885950"/>
             <wp:effectExtent l="0" t="0" r="0" b="0"/>
             <wp:wrapNone/>
-            <wp:docPr id="1072601695" name="Picture 7"/>
+            <wp:docPr id="948440177" name="Picture 6"/>
             <wp:cNvGraphicFramePr>
               <a:graphicFrameLocks xmlns:a="http://schemas.openxmlformats.org/drawingml/2006/main" noChangeAspect="1"/>
             </wp:cNvGraphicFramePr>
@@ -729,11 +746,11 @@
               <a:graphicData uri="http://schemas.openxmlformats.org/drawingml/2006/picture">
                 <pic:pic xmlns:pic="http://schemas.openxmlformats.org/drawingml/2006/picture">
                   <pic:nvPicPr>
-                    <pic:cNvPr id="1072601695" name="Picture 1072601695"/>
+                    <pic:cNvPr id="948440177" name="Picture 948440177"/>
                     <pic:cNvPicPr/>
                   </pic:nvPicPr>
                   <pic:blipFill>
-                    <a:blip r:embed="rId8">
+                    <a:blip r:embed="rId8" cstate="print">
                       <a:extLst>
                         <a:ext uri="{28A0092B-C50C-407E-A947-70E740481C1C}">
                           <a14:useLocalDpi xmlns:a14="http://schemas.microsoft.com/office/drawing/2010/main" val="0"/>
@@ -747,7 +764,7 @@
                   <pic:spPr>
                     <a:xfrm>
                       <a:off x="0" y="0"/>
-                      <a:ext cx="1628775" cy="1638798"/>
+                      <a:ext cx="2252928" cy="1885950"/>
                     </a:xfrm>
                     <a:prstGeom prst="rect">
                       <a:avLst/>
@@ -782,10 +799,73 @@
           <w:sz w:val="36"/>
           <w:szCs w:val="36"/>
         </w:rPr>
+        <w:drawing>
+          <wp:anchor distT="0" distB="0" distL="114300" distR="114300" simplePos="0" relativeHeight="251664384" behindDoc="0" locked="0" layoutInCell="1" allowOverlap="1" wp14:anchorId="1E855425" wp14:editId="1C8522B7">
+            <wp:simplePos x="0" y="0"/>
+            <wp:positionH relativeFrom="column">
+              <wp:posOffset>2914650</wp:posOffset>
+            </wp:positionH>
+            <wp:positionV relativeFrom="paragraph">
+              <wp:posOffset>1961515</wp:posOffset>
+            </wp:positionV>
+            <wp:extent cx="1295400" cy="1996336"/>
+            <wp:effectExtent l="0" t="0" r="0" b="4445"/>
+            <wp:wrapNone/>
+            <wp:docPr id="773279549" name="Picture 7"/>
+            <wp:cNvGraphicFramePr>
+              <a:graphicFrameLocks xmlns:a="http://schemas.openxmlformats.org/drawingml/2006/main" noChangeAspect="1"/>
+            </wp:cNvGraphicFramePr>
+            <a:graphic xmlns:a="http://schemas.openxmlformats.org/drawingml/2006/main">
+              <a:graphicData uri="http://schemas.openxmlformats.org/drawingml/2006/picture">
+                <pic:pic xmlns:pic="http://schemas.openxmlformats.org/drawingml/2006/picture">
+                  <pic:nvPicPr>
+                    <pic:cNvPr id="773279549" name="Picture 773279549"/>
+                    <pic:cNvPicPr/>
+                  </pic:nvPicPr>
+                  <pic:blipFill>
+                    <a:blip r:embed="rId9">
+                      <a:extLst>
+                        <a:ext uri="{28A0092B-C50C-407E-A947-70E740481C1C}">
+                          <a14:useLocalDpi xmlns:a14="http://schemas.microsoft.com/office/drawing/2010/main" val="0"/>
+                        </a:ext>
+                      </a:extLst>
+                    </a:blip>
+                    <a:stretch>
+                      <a:fillRect/>
+                    </a:stretch>
+                  </pic:blipFill>
+                  <pic:spPr>
+                    <a:xfrm>
+                      <a:off x="0" y="0"/>
+                      <a:ext cx="1295400" cy="1996336"/>
+                    </a:xfrm>
+                    <a:prstGeom prst="rect">
+                      <a:avLst/>
+                    </a:prstGeom>
+                  </pic:spPr>
+                </pic:pic>
+              </a:graphicData>
+            </a:graphic>
+            <wp14:sizeRelH relativeFrom="margin">
+              <wp14:pctWidth>0</wp14:pctWidth>
+            </wp14:sizeRelH>
+            <wp14:sizeRelV relativeFrom="margin">
+              <wp14:pctHeight>0</wp14:pctHeight>
+            </wp14:sizeRelV>
+          </wp:anchor>
+        </w:drawing>
+      </w:r>
+      <w:r>
+        <w:rPr>
+          <w:rFonts w:ascii="Lucida Bright" w:hAnsi="Lucida Bright"/>
+          <w:noProof/>
+          <w:sz w:val="36"/>
+          <w:szCs w:val="36"/>
+        </w:rPr>
         <mc:AlternateContent>
           <mc:Choice Requires="wps">
             <w:drawing>
-              <wp:anchor distT="0" distB="0" distL="114300" distR="114300" simplePos="0" relativeHeight="251641856" behindDoc="0" locked="0" layoutInCell="1" allowOverlap="1" wp14:anchorId="4304095E" wp14:editId="2278D80D">
+              <wp:anchor distT="0" distB="0" distL="114300" distR="114300" simplePos="0" relativeHeight="251642880" behindDoc="0" locked="0" layoutInCell="1" allowOverlap="1" wp14:anchorId="4304095E" wp14:editId="5ABA3F08">
                 <wp:simplePos x="0" y="0"/>
                 <wp:positionH relativeFrom="column">
                   <wp:posOffset>2581275</wp:posOffset>
@@ -837,7 +917,7 @@
           </mc:Choice>
           <mc:Fallback>
             <w:pict>
-              <v:line w14:anchorId="027E7872" id="Straight Connector 9" o:spid="_x0000_s1026" style="position:absolute;z-index:251641856;visibility:visible;mso-wrap-style:square;mso-width-percent:0;mso-wrap-distance-left:9pt;mso-wrap-distance-top:0;mso-wrap-distance-right:9pt;mso-wrap-distance-bottom:0;mso-position-horizontal:absolute;mso-position-horizontal-relative:text;mso-position-vertical:absolute;mso-position-vertical-relative:text;mso-width-percent:0;mso-width-relative:margin" from="203.25pt,349.9pt" to="362.25pt,349.9pt" o:gfxdata="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" strokecolor="black [3200]" strokeweight="3pt">
+              <v:line w14:anchorId="1FC02712" id="Straight Connector 9" o:spid="_x0000_s1026" style="position:absolute;z-index:251642880;visibility:visible;mso-wrap-style:square;mso-width-percent:0;mso-wrap-distance-left:9pt;mso-wrap-distance-top:0;mso-wrap-distance-right:9pt;mso-wrap-distance-bottom:0;mso-position-horizontal:absolute;mso-position-horizontal-relative:text;mso-position-vertical:absolute;mso-position-vertical-relative:text;mso-width-percent:0;mso-width-relative:margin" from="203.25pt,349.9pt" to="362.25pt,349.9pt" o:gfxdata="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" strokecolor="black [3200]" strokeweight="3pt">
                 <v:shadow on="t" color="black" opacity="22937f" origin=",.5" offset="0,.63889mm"/>
               </v:line>
             </w:pict>
@@ -851,73 +931,10 @@
           <w:sz w:val="36"/>
           <w:szCs w:val="36"/>
         </w:rPr>
-        <w:drawing>
-          <wp:anchor distT="0" distB="0" distL="114300" distR="114300" simplePos="0" relativeHeight="251656192" behindDoc="0" locked="0" layoutInCell="1" allowOverlap="1" wp14:anchorId="4FCE1FF9" wp14:editId="4C05FBD2">
-            <wp:simplePos x="0" y="0"/>
-            <wp:positionH relativeFrom="column">
-              <wp:posOffset>2724785</wp:posOffset>
-            </wp:positionH>
-            <wp:positionV relativeFrom="paragraph">
-              <wp:posOffset>2176780</wp:posOffset>
-            </wp:positionV>
-            <wp:extent cx="1513718" cy="1495425"/>
-            <wp:effectExtent l="0" t="0" r="0" b="0"/>
-            <wp:wrapNone/>
-            <wp:docPr id="1335571690" name="Picture 6"/>
-            <wp:cNvGraphicFramePr>
-              <a:graphicFrameLocks xmlns:a="http://schemas.openxmlformats.org/drawingml/2006/main" noChangeAspect="1"/>
-            </wp:cNvGraphicFramePr>
-            <a:graphic xmlns:a="http://schemas.openxmlformats.org/drawingml/2006/main">
-              <a:graphicData uri="http://schemas.openxmlformats.org/drawingml/2006/picture">
-                <pic:pic xmlns:pic="http://schemas.openxmlformats.org/drawingml/2006/picture">
-                  <pic:nvPicPr>
-                    <pic:cNvPr id="1335571690" name="Picture 1335571690"/>
-                    <pic:cNvPicPr/>
-                  </pic:nvPicPr>
-                  <pic:blipFill>
-                    <a:blip r:embed="rId9">
-                      <a:extLst>
-                        <a:ext uri="{28A0092B-C50C-407E-A947-70E740481C1C}">
-                          <a14:useLocalDpi xmlns:a14="http://schemas.microsoft.com/office/drawing/2010/main" val="0"/>
-                        </a:ext>
-                      </a:extLst>
-                    </a:blip>
-                    <a:stretch>
-                      <a:fillRect/>
-                    </a:stretch>
-                  </pic:blipFill>
-                  <pic:spPr>
-                    <a:xfrm>
-                      <a:off x="0" y="0"/>
-                      <a:ext cx="1513718" cy="1495425"/>
-                    </a:xfrm>
-                    <a:prstGeom prst="rect">
-                      <a:avLst/>
-                    </a:prstGeom>
-                  </pic:spPr>
-                </pic:pic>
-              </a:graphicData>
-            </a:graphic>
-            <wp14:sizeRelH relativeFrom="margin">
-              <wp14:pctWidth>0</wp14:pctWidth>
-            </wp14:sizeRelH>
-            <wp14:sizeRelV relativeFrom="margin">
-              <wp14:pctHeight>0</wp14:pctHeight>
-            </wp14:sizeRelV>
-          </wp:anchor>
-        </w:drawing>
-      </w:r>
-      <w:r>
-        <w:rPr>
-          <w:rFonts w:ascii="Lucida Bright" w:hAnsi="Lucida Bright"/>
-          <w:noProof/>
-          <w:sz w:val="36"/>
-          <w:szCs w:val="36"/>
-        </w:rPr>
         <mc:AlternateContent>
           <mc:Choice Requires="wps">
             <w:drawing>
-              <wp:anchor distT="45720" distB="45720" distL="114300" distR="114300" simplePos="0" relativeHeight="251629568" behindDoc="0" locked="0" layoutInCell="1" allowOverlap="1" wp14:anchorId="632B52CA" wp14:editId="017F6FFC">
+              <wp:anchor distT="45720" distB="45720" distL="114300" distR="114300" simplePos="0" relativeHeight="251629568" behindDoc="0" locked="0" layoutInCell="1" allowOverlap="1" wp14:anchorId="632B52CA" wp14:editId="36110CE5">
                 <wp:simplePos x="0" y="0"/>
                 <wp:positionH relativeFrom="column">
                   <wp:posOffset>2153920</wp:posOffset>
@@ -1049,7 +1066,7 @@
         <mc:AlternateContent>
           <mc:Choice Requires="wps">
             <w:drawing>
-              <wp:anchor distT="0" distB="0" distL="114300" distR="114300" simplePos="0" relativeHeight="251633664" behindDoc="0" locked="0" layoutInCell="1" allowOverlap="1" wp14:anchorId="693A069B" wp14:editId="76A9E26C">
+              <wp:anchor distT="0" distB="0" distL="114300" distR="114300" simplePos="0" relativeHeight="251633664" behindDoc="0" locked="0" layoutInCell="1" allowOverlap="1" wp14:anchorId="693A069B" wp14:editId="472871C0">
                 <wp:simplePos x="0" y="0"/>
                 <wp:positionH relativeFrom="column">
                   <wp:posOffset>615950</wp:posOffset>
@@ -1098,7 +1115,7 @@
           </mc:Choice>
           <mc:Fallback>
             <w:pict>
-              <v:line w14:anchorId="69C98F2D" id="Straight Connector 9" o:spid="_x0000_s1026" style="position:absolute;z-index:251633664;visibility:visible;mso-wrap-style:square;mso-wrap-distance-left:9pt;mso-wrap-distance-top:0;mso-wrap-distance-right:9pt;mso-wrap-distance-bottom:0;mso-position-horizontal:absolute;mso-position-horizontal-relative:text;mso-position-vertical:absolute;mso-position-vertical-relative:text" from="48.5pt,173.1pt" to="181.35pt,173.1pt" o:gfxdata="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" strokecolor="black [3200]" strokeweight="3pt">
+              <v:line w14:anchorId="27A5950A" id="Straight Connector 9" o:spid="_x0000_s1026" style="position:absolute;z-index:251633664;visibility:visible;mso-wrap-style:square;mso-wrap-distance-left:9pt;mso-wrap-distance-top:0;mso-wrap-distance-right:9pt;mso-wrap-distance-bottom:0;mso-position-horizontal:absolute;mso-position-horizontal-relative:text;mso-position-vertical:absolute;mso-position-vertical-relative:text" from="48.5pt,173.1pt" to="181.35pt,173.1pt" o:gfxdata="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" strokecolor="black [3200]" strokeweight="3pt">
                 <v:shadow on="t" color="black" opacity="22937f" origin=",.5" offset="0,.63889mm"/>
               </v:line>
             </w:pict>
@@ -1115,7 +1132,7 @@
         <mc:AlternateContent>
           <mc:Choice Requires="wps">
             <w:drawing>
-              <wp:anchor distT="0" distB="0" distL="114300" distR="114300" simplePos="0" relativeHeight="251645952" behindDoc="0" locked="0" layoutInCell="1" allowOverlap="1" wp14:anchorId="45752BB0" wp14:editId="5CD6CB25">
+              <wp:anchor distT="0" distB="0" distL="114300" distR="114300" simplePos="0" relativeHeight="251645952" behindDoc="0" locked="0" layoutInCell="1" allowOverlap="1" wp14:anchorId="45752BB0" wp14:editId="75A0B44E">
                 <wp:simplePos x="0" y="0"/>
                 <wp:positionH relativeFrom="column">
                   <wp:posOffset>4684395</wp:posOffset>
@@ -1164,7 +1181,7 @@
           </mc:Choice>
           <mc:Fallback>
             <w:pict>
-              <v:line w14:anchorId="18A7BAC7" id="Straight Connector 9" o:spid="_x0000_s1026" style="position:absolute;z-index:251645952;visibility:visible;mso-wrap-style:square;mso-wrap-distance-left:9pt;mso-wrap-distance-top:0;mso-wrap-distance-right:9pt;mso-wrap-distance-bottom:0;mso-position-horizontal:absolute;mso-position-horizontal-relative:text;mso-position-vertical:absolute;mso-position-vertical-relative:text" from="368.85pt,173.15pt" to="501.7pt,173.15pt" o:gfxdata="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" strokecolor="black [3200]" strokeweight="3pt">
+              <v:line w14:anchorId="0241775F" id="Straight Connector 9" o:spid="_x0000_s1026" style="position:absolute;z-index:251645952;visibility:visible;mso-wrap-style:square;mso-wrap-distance-left:9pt;mso-wrap-distance-top:0;mso-wrap-distance-right:9pt;mso-wrap-distance-bottom:0;mso-position-horizontal:absolute;mso-position-horizontal-relative:text;mso-position-vertical:absolute;mso-position-vertical-relative:text" from="368.85pt,173.15pt" to="501.7pt,173.15pt" o:gfxdata="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" strokecolor="black [3200]" strokeweight="3pt">
                 <v:shadow on="t" color="black" opacity="22937f" origin=",.5" offset="0,.63889mm"/>
               </v:line>
             </w:pict>
